--- a/CMA_B1_Ch07_Handouts.docx
+++ b/CMA_B1_Ch07_Handouts.docx
@@ -14,7 +14,7 @@
           <w:sz w:val="40"/>
           <w:szCs w:val="40"/>
         </w:rPr>
-        <w:t xml:space="preserve">Handout 7.1 · Sections 7.1, 7.2</w:t>
+        <w:t xml:space="preserve">Handout 7.1 · Which goods belong in inventory? · Which costs belong in inventory?</w:t>
       </w:r>
     </w:p>
     <w:p>
@@ -6159,7 +6159,7 @@
           <w:sz w:val="40"/>
           <w:szCs w:val="40"/>
         </w:rPr>
-        <w:t xml:space="preserve">Handout 7.2 · Section 7.3</w:t>
+        <w:t xml:space="preserve">Handout 7.2 · Cost flow assumptions</w:t>
       </w:r>
     </w:p>
     <w:p>
@@ -11394,7 +11394,7 @@
           <w:sz w:val="40"/>
           <w:szCs w:val="40"/>
         </w:rPr>
-        <w:t xml:space="preserve">Handout 7.3 · The practice set</w:t>
+        <w:t xml:space="preserve">Handout 7.3 · Inventory I: exam practice</w:t>
       </w:r>
     </w:p>
     <w:p>
@@ -18132,7 +18132,7 @@
               <w:sz w:val="16"/>
               <w:szCs w:val="16"/>
             </w:rPr>
-            <w:t xml:space="preserve">Handout 7.1 · Sections 7.1, 7.2</w:t>
+            <w:t xml:space="preserve">Handout 7.1 · Which goods belong in inventory? · Which costs belong in inventory?</w:t>
           </w:r>
         </w:p>
       </w:tc>
@@ -18223,7 +18223,7 @@
               <w:sz w:val="16"/>
               <w:szCs w:val="16"/>
             </w:rPr>
-            <w:t xml:space="preserve">Handout 7.2 · Section 7.3</w:t>
+            <w:t xml:space="preserve">Handout 7.2 · Cost flow assumptions</w:t>
           </w:r>
         </w:p>
       </w:tc>
@@ -18314,7 +18314,7 @@
               <w:sz w:val="16"/>
               <w:szCs w:val="16"/>
             </w:rPr>
-            <w:t xml:space="preserve">Handout 7.3 · The practice set</w:t>
+            <w:t xml:space="preserve">Handout 7.3 · Inventory I: exam practice</w:t>
           </w:r>
         </w:p>
       </w:tc>
